--- a/docs/ТЗ.docx
+++ b/docs/ТЗ.docx
@@ -42,7 +42,7 @@
         <w:t>Автор:</w:t>
       </w:r>
       <w:r>
-        <w:t xml:space="preserve"> Роман Тодоров</w:t>
+        <w:t xml:space="preserve"> Роман Тодор</w:t>
       </w:r>
     </w:p>
     <w:p>
